--- a/交通提案/弁護士自己紹介.docx
+++ b/交通提案/弁護士自己紹介.docx
@@ -19,11 +19,88 @@
       </w:r>
     </w:p>
     <w:p>
+      <w:r>
+        <w:rPr>
+          <w:rFonts w:hint="eastAsia"/>
+        </w:rPr>
+        <w:t>１出身</w:t>
+      </w:r>
+    </w:p>
+    <w:p>
+      <w:r>
+        <w:rPr>
+          <w:rFonts w:hint="eastAsia"/>
+        </w:rPr>
+        <w:t>北海道</w:t>
+      </w:r>
+    </w:p>
+    <w:p>
+      <w:r>
+        <w:rPr>
+          <w:rFonts w:hint="eastAsia"/>
+        </w:rPr>
+        <w:t>２弁護士として心掛けていること</w:t>
+      </w:r>
+    </w:p>
+    <w:p>
+      <w:r>
+        <w:rPr>
+          <w:rFonts w:hint="eastAsia"/>
+        </w:rPr>
+        <w:t>お客様の事業や状況にとって何が望ましのかを基点に発想すること</w:t>
+      </w:r>
+    </w:p>
+    <w:p>
+      <w:r>
+        <w:rPr>
+          <w:rFonts w:hint="eastAsia"/>
+        </w:rPr>
+        <w:t>３</w:t>
+      </w:r>
+      <w:r>
+        <w:t>趣味or特技</w:t>
+      </w:r>
+    </w:p>
+    <w:p>
       <w:pPr>
         <w:rPr>
           <w:rFonts w:hint="eastAsia"/>
         </w:rPr>
       </w:pPr>
+      <w:r>
+        <w:rPr>
+          <w:rFonts w:hint="eastAsia"/>
+        </w:rPr>
+        <w:t>高校バスケ観戦（特に福岡第一高校）、フットサル（する方）</w:t>
+      </w:r>
+    </w:p>
+    <w:p>
+      <w:pPr>
+        <w:rPr>
+          <w:rFonts w:hint="eastAsia"/>
+        </w:rPr>
+      </w:pPr>
+      <w:r>
+        <w:rPr>
+          <w:rFonts w:hint="eastAsia"/>
+        </w:rPr>
+        <w:t>４好きな漫画</w:t>
+      </w:r>
+    </w:p>
+    <w:p>
+      <w:r>
+        <w:rPr>
+          <w:rFonts w:hint="eastAsia"/>
+        </w:rPr>
+        <w:t>キングダム、スラムダンク</w:t>
+      </w:r>
+    </w:p>
+    <w:p>
+      <w:pPr>
+        <w:rPr>
+          <w:rFonts w:hint="eastAsia"/>
+        </w:rPr>
+      </w:pPr>
     </w:p>
     <w:p>
       <w:r>
@@ -60,166 +137,156 @@
         </w:rPr>
       </w:pPr>
       <w:r>
+        <w:t>３</w:t>
+      </w:r>
+      <w:r>
+        <w:t>趣味or特技</w:t>
+      </w:r>
+    </w:p>
+    <w:p>
+      <w:r>
+        <w:t>ゴルフ</w:t>
+      </w:r>
+    </w:p>
+    <w:p>
+      <w:r>
+        <w:t>４</w:t>
+      </w:r>
+      <w:r>
+        <w:rPr>
+          <w:rFonts w:hint="eastAsia"/>
+        </w:rPr>
+        <w:t>好きな</w:t>
+      </w:r>
+      <w:r>
+        <w:t>スポーツ</w:t>
+      </w:r>
+    </w:p>
+    <w:p>
+      <w:r>
+        <w:t>野球</w:t>
+      </w:r>
+    </w:p>
+    <w:p/>
+    <w:p>
+      <w:r>
+        <w:rPr>
+          <w:rFonts w:hint="eastAsia"/>
+        </w:rPr>
+        <w:t>・西村</w:t>
+      </w:r>
+    </w:p>
+    <w:p>
+      <w:r>
+        <w:t>１出身</w:t>
+      </w:r>
+    </w:p>
+    <w:p>
+      <w:r>
+        <w:t>東京</w:t>
+      </w:r>
+    </w:p>
+    <w:p>
+      <w:r>
+        <w:t>２弁護士として心掛けていること</w:t>
+      </w:r>
+    </w:p>
+    <w:p>
+      <w:r>
+        <w:t>丁寧な仕事・これを裏付ける確かな知識</w:t>
+      </w:r>
+    </w:p>
+    <w:p>
+      <w:pPr>
+        <w:rPr>
+          <w:rFonts w:hint="eastAsia"/>
+        </w:rPr>
+      </w:pPr>
+      <w:r>
+        <w:t>３</w:t>
+      </w:r>
+      <w:r>
+        <w:t>趣味or特技</w:t>
+      </w:r>
+    </w:p>
+    <w:p>
+      <w:r>
+        <w:t>飲食店巡り</w:t>
+      </w:r>
+    </w:p>
+    <w:p>
+      <w:pPr>
+        <w:rPr>
+          <w:rFonts w:hint="eastAsia"/>
+        </w:rPr>
+      </w:pPr>
+      <w:r>
+        <w:t>４好きな</w:t>
+      </w:r>
+      <w:r>
+        <w:rPr>
+          <w:rFonts w:hint="eastAsia"/>
+        </w:rPr>
+        <w:t>スポーツ</w:t>
+      </w:r>
+    </w:p>
+    <w:p>
+      <w:r>
+        <w:t>野球・ボクシング</w:t>
+      </w:r>
+    </w:p>
+    <w:p/>
+    <w:p>
+      <w:r>
+        <w:rPr>
+          <w:rFonts w:hint="eastAsia"/>
+        </w:rPr>
+        <w:t>・八倉</w:t>
+      </w:r>
+    </w:p>
+    <w:p>
+      <w:r>
+        <w:t>１</w:t>
+      </w:r>
+      <w:r>
+        <w:rPr>
+          <w:rFonts w:hint="eastAsia"/>
+        </w:rPr>
+        <w:t xml:space="preserve">　</w:t>
+      </w:r>
+      <w:r>
+        <w:t>出身</w:t>
+      </w:r>
+    </w:p>
+    <w:p>
+      <w:r>
+        <w:rPr>
+          <w:rFonts w:hint="eastAsia"/>
+        </w:rPr>
+        <w:t>富山県</w:t>
+      </w:r>
+    </w:p>
+    <w:p>
+      <w:r>
+        <w:t>２弁護士として心掛けていること</w:t>
+      </w:r>
+    </w:p>
+    <w:p>
+      <w:r>
+        <w:rPr>
+          <w:rFonts w:hint="eastAsia"/>
+        </w:rPr>
+        <w:t>仕事は誠実に</w:t>
+      </w:r>
+    </w:p>
+    <w:p>
+      <w:r>
+        <w:lastRenderedPageBreak/>
         <w:t>３趣味</w:t>
       </w:r>
     </w:p>
     <w:p>
       <w:r>
-        <w:t>ゴルフ</w:t>
-      </w:r>
-    </w:p>
-    <w:p>
-      <w:pPr>
-        <w:rPr>
-          <w:rFonts w:hint="eastAsia"/>
-        </w:rPr>
-      </w:pPr>
-      <w:r>
-        <w:t>４スポーツ</w:t>
-      </w:r>
-    </w:p>
-    <w:p>
-      <w:r>
-        <w:t>野球</w:t>
-      </w:r>
-    </w:p>
-    <w:p>
-      <w:pPr>
-        <w:rPr>
-          <w:rFonts w:hint="eastAsia"/>
-        </w:rPr>
-      </w:pPr>
-    </w:p>
-    <w:p>
-      <w:r>
-        <w:rPr>
-          <w:rFonts w:hint="eastAsia"/>
-        </w:rPr>
-        <w:t>・西村</w:t>
-      </w:r>
-    </w:p>
-    <w:p>
-      <w:r>
-        <w:t>１出身</w:t>
-      </w:r>
-    </w:p>
-    <w:p>
-      <w:r>
-        <w:t>東京</w:t>
-      </w:r>
-    </w:p>
-    <w:p>
-      <w:r>
-        <w:t>２弁護士として心掛けていること</w:t>
-      </w:r>
-    </w:p>
-    <w:p>
-      <w:r>
-        <w:t>丁寧な仕事・これを裏付ける確かな知識</w:t>
-      </w:r>
-    </w:p>
-    <w:p>
-      <w:pPr>
-        <w:rPr>
-          <w:rFonts w:hint="eastAsia"/>
-        </w:rPr>
-      </w:pPr>
-      <w:r>
-        <w:t>３趣味</w:t>
-      </w:r>
-    </w:p>
-    <w:p>
-      <w:r>
-        <w:t>飲食店巡り</w:t>
-      </w:r>
-    </w:p>
-    <w:p>
-      <w:r>
-        <w:t>４好きな映画</w:t>
-      </w:r>
-    </w:p>
-    <w:p>
-      <w:r>
-        <w:t>野球・ボクシング</w:t>
-      </w:r>
-    </w:p>
-    <w:p>
-      <w:pPr>
-        <w:rPr>
-          <w:rFonts w:hint="eastAsia"/>
-        </w:rPr>
-      </w:pPr>
-    </w:p>
-    <w:p>
-      <w:r>
-        <w:rPr>
-          <w:rFonts w:hint="eastAsia"/>
-        </w:rPr>
-        <w:t>・八倉</w:t>
-      </w:r>
-    </w:p>
-    <w:p>
-      <w:r>
-        <w:t>１</w:t>
-      </w:r>
-      <w:r>
-        <w:rPr>
-          <w:rFonts w:hint="eastAsia"/>
-        </w:rPr>
-        <w:t xml:space="preserve">　</w:t>
-      </w:r>
-      <w:r>
-        <w:t>出身</w:t>
-      </w:r>
-    </w:p>
-    <w:p>
-      <w:pPr>
-        <w:rPr>
-          <w:rFonts w:hint="eastAsia"/>
-        </w:rPr>
-      </w:pPr>
-      <w:r>
-        <w:rPr>
-          <w:rFonts w:hint="eastAsia"/>
-        </w:rPr>
-        <w:t>富山県</w:t>
-      </w:r>
-    </w:p>
-    <w:p>
-      <w:r>
-        <w:t>２弁護士として心掛けていること</w:t>
-      </w:r>
-    </w:p>
-    <w:p>
-      <w:pPr>
-        <w:rPr>
-          <w:rFonts w:hint="eastAsia"/>
-        </w:rPr>
-      </w:pPr>
-      <w:r>
-        <w:rPr>
-          <w:rFonts w:hint="eastAsia"/>
-        </w:rPr>
-        <w:t>仕事は誠実に</w:t>
-      </w:r>
-    </w:p>
-    <w:p>
-      <w:pPr>
-        <w:rPr>
-          <w:rFonts w:hint="eastAsia"/>
-        </w:rPr>
-      </w:pPr>
-      <w:r>
-        <w:t>３趣味</w:t>
-      </w:r>
-    </w:p>
-    <w:p>
-      <w:pPr>
-        <w:rPr>
-          <w:rFonts w:hint="eastAsia"/>
-        </w:rPr>
-      </w:pPr>
-      <w:r>
         <w:rPr>
           <w:rFonts w:hint="eastAsia"/>
         </w:rPr>
@@ -227,11 +294,6 @@
       </w:r>
     </w:p>
     <w:p>
-      <w:pPr>
-        <w:rPr>
-          <w:rFonts w:hint="eastAsia"/>
-        </w:rPr>
-      </w:pPr>
       <w:r>
         <w:t>４好きな</w:t>
       </w:r>
@@ -243,11 +305,6 @@
       </w:r>
     </w:p>
     <w:p>
-      <w:pPr>
-        <w:rPr>
-          <w:rFonts w:hint="eastAsia"/>
-        </w:rPr>
-      </w:pPr>
       <w:r>
         <w:rPr>
           <w:rFonts w:hint="eastAsia"/>
@@ -257,57 +314,113 @@
     </w:p>
     <w:p/>
     <w:p/>
+    <w:p/>
+    <w:p>
+      <w:r>
+        <w:rPr>
+          <w:rFonts w:hint="eastAsia"/>
+        </w:rPr>
+        <w:t>・古澤</w:t>
+      </w:r>
+    </w:p>
+    <w:p>
+      <w:r>
+        <w:t>１</w:t>
+      </w:r>
+      <w:r>
+        <w:rPr>
+          <w:rFonts w:hint="eastAsia"/>
+        </w:rPr>
+        <w:t xml:space="preserve">　</w:t>
+      </w:r>
+      <w:r>
+        <w:t>出身</w:t>
+      </w:r>
+    </w:p>
+    <w:p>
+      <w:r>
+        <w:t>大阪</w:t>
+      </w:r>
+      <w:r>
+        <w:rPr>
+          <w:rFonts w:hint="eastAsia"/>
+        </w:rPr>
+        <w:t>府</w:t>
+      </w:r>
+      <w:r>
+        <w:t>生まれ東京</w:t>
+      </w:r>
+      <w:r>
+        <w:rPr>
+          <w:rFonts w:hint="eastAsia"/>
+        </w:rPr>
+        <w:t>都</w:t>
+      </w:r>
+      <w:r>
+        <w:t>育ち</w:t>
+      </w:r>
+    </w:p>
+    <w:p>
+      <w:r>
+        <w:t>２弁護士として心掛けていること</w:t>
+      </w:r>
+    </w:p>
+    <w:p>
+      <w:r>
+        <w:t>常に勉強し続けること。</w:t>
+      </w:r>
+    </w:p>
     <w:p>
       <w:pPr>
         <w:rPr>
           <w:rFonts w:hint="eastAsia"/>
         </w:rPr>
       </w:pPr>
-    </w:p>
-    <w:p>
-      <w:r>
-        <w:rPr>
-          <w:rFonts w:hint="eastAsia"/>
-        </w:rPr>
-        <w:t>・古澤</w:t>
-      </w:r>
-    </w:p>
-    <w:p>
-      <w:r>
-        <w:lastRenderedPageBreak/>
-        <w:t>１</w:t>
-      </w:r>
-      <w:r>
-        <w:rPr>
-          <w:rFonts w:hint="eastAsia"/>
-        </w:rPr>
-        <w:t xml:space="preserve">　</w:t>
-      </w:r>
-      <w:r>
-        <w:t>出身</w:t>
-      </w:r>
-    </w:p>
-    <w:p>
-      <w:r>
-        <w:t>大阪</w:t>
-      </w:r>
-      <w:r>
-        <w:rPr>
-          <w:rFonts w:hint="eastAsia"/>
-        </w:rPr>
-        <w:t>府</w:t>
-      </w:r>
-      <w:r>
-        <w:t>生まれ東京</w:t>
-      </w:r>
-      <w:r>
-        <w:rPr>
-          <w:rFonts w:hint="eastAsia"/>
-        </w:rPr>
-        <w:t>都</w:t>
-      </w:r>
-      <w:r>
-        <w:t>育ち</w:t>
+      <w:r>
+        <w:t>３</w:t>
+      </w:r>
+      <w:r>
+        <w:t>趣味or特技</w:t>
+      </w:r>
+    </w:p>
+    <w:p>
+      <w:r>
+        <w:t>映画鑑賞</w:t>
+      </w:r>
+    </w:p>
+    <w:p>
+      <w:r>
+        <w:t>４好きな</w:t>
+      </w:r>
+      <w:r>
+        <w:rPr>
+          <w:rFonts w:hint="eastAsia"/>
+        </w:rPr>
+        <w:t>映画</w:t>
+      </w:r>
+    </w:p>
+    <w:p>
+      <w:r>
+        <w:t>仁義なき戦い</w:t>
+      </w:r>
+    </w:p>
+    <w:p/>
+    <w:p>
+      <w:r>
+        <w:rPr>
+          <w:rFonts w:hint="eastAsia"/>
+        </w:rPr>
+        <w:t>・川原</w:t>
+      </w:r>
+    </w:p>
+    <w:p>
+      <w:r>
+        <w:t>１出身</w:t>
+      </w:r>
+    </w:p>
+    <w:p>
+      <w:r>
+        <w:t xml:space="preserve">　佐賀県</w:t>
       </w:r>
     </w:p>
     <w:p>
@@ -317,7 +430,7 @@
     </w:p>
     <w:p>
       <w:r>
-        <w:t>常に勉強し続けること。</w:t>
+        <w:t xml:space="preserve">　幅広く方針を検討すること</w:t>
       </w:r>
     </w:p>
     <w:p>
@@ -327,12 +440,169 @@
         </w:rPr>
       </w:pPr>
       <w:r>
+        <w:t>３趣味or特技</w:t>
+      </w:r>
+    </w:p>
+    <w:p>
+      <w:r>
+        <w:t xml:space="preserve">　子供と遊ぶこと</w:t>
+      </w:r>
+    </w:p>
+    <w:p>
+      <w:r>
+        <w:t>４好きな映画orスポーツor音楽or本（漫画含む）</w:t>
+      </w:r>
+    </w:p>
+    <w:p>
+      <w:r>
+        <w:t xml:space="preserve">　サッカー</w:t>
+      </w:r>
+    </w:p>
+    <w:p>
+      <w:pPr>
+        <w:rPr>
+          <w:rFonts w:hint="eastAsia"/>
+        </w:rPr>
+      </w:pPr>
+    </w:p>
+    <w:p>
+      <w:r>
+        <w:rPr>
+          <w:rFonts w:hint="eastAsia"/>
+        </w:rPr>
+        <w:t>・笹沼</w:t>
+      </w:r>
+    </w:p>
+    <w:p>
+      <w:r>
+        <w:t>１出身</w:t>
+      </w:r>
+    </w:p>
+    <w:p>
+      <w:r>
+        <w:t>栃木県宇都宮市</w:t>
+      </w:r>
+    </w:p>
+    <w:p>
+      <w:r>
+        <w:t>２弁護士として心掛けていること</w:t>
+      </w:r>
+    </w:p>
+    <w:p>
+      <w:r>
+        <w:t>相談をいただく上での関係値作り、法務を超えた価値の提供</w:t>
+      </w:r>
+    </w:p>
+    <w:p>
+      <w:r>
+        <w:t>３趣味or特技</w:t>
+      </w:r>
+    </w:p>
+    <w:p>
+      <w:r>
+        <w:t>サッカー、睡眠、お酒</w:t>
+      </w:r>
+    </w:p>
+    <w:p>
+      <w:pPr>
+        <w:rPr>
+          <w:rFonts w:hint="eastAsia"/>
+        </w:rPr>
+      </w:pPr>
+      <w:r>
+        <w:t>４</w:t>
+      </w:r>
+      <w:r>
+        <w:rPr>
+          <w:rFonts w:hint="eastAsia"/>
+        </w:rPr>
+        <w:t>好きな</w:t>
+      </w:r>
+      <w:r>
+        <w:t>スポーツ</w:t>
+      </w:r>
+    </w:p>
+    <w:p>
+      <w:r>
+        <w:t>サッカー</w:t>
+      </w:r>
+    </w:p>
+    <w:p>
+      <w:pPr>
+        <w:rPr>
+          <w:rFonts w:hint="eastAsia"/>
+        </w:rPr>
+      </w:pPr>
+    </w:p>
+    <w:p>
+      <w:r>
+        <w:rPr>
+          <w:rFonts w:hint="eastAsia"/>
+        </w:rPr>
+        <w:t>・濱松</w:t>
+      </w:r>
+    </w:p>
+    <w:p>
+      <w:r>
+        <w:t xml:space="preserve">１出身　</w:t>
+      </w:r>
+    </w:p>
+    <w:p>
+      <w:r>
+        <w:t>広島県</w:t>
+      </w:r>
+    </w:p>
+    <w:p>
+      <w:r>
+        <w:t>２弁護士として心掛けていること</w:t>
+      </w:r>
+    </w:p>
+    <w:p>
+      <w:r>
+        <w:t>丁寧な対応。依頼して良かったと思っていただけるように事案に向き合うこと。</w:t>
+      </w:r>
+    </w:p>
+    <w:p>
+      <w:pPr>
+        <w:rPr>
+          <w:rFonts w:hint="eastAsia"/>
+        </w:rPr>
+      </w:pPr>
+      <w:r>
         <w:t>３趣味</w:t>
       </w:r>
     </w:p>
     <w:p>
       <w:r>
-        <w:t>映画鑑賞</w:t>
+        <w:t>スポーツ（観戦も実際にするのも）。最近はゴルフや野球をしています。</w:t>
+      </w:r>
+    </w:p>
+    <w:p>
+      <w:r>
+        <w:t>４好</w:t>
+      </w:r>
+      <w:r>
+        <w:rPr>
+          <w:rFonts w:hint="eastAsia"/>
+        </w:rPr>
+        <w:t>きな</w:t>
+      </w:r>
+      <w:r>
+        <w:t>スポーツor音楽or本（漫画含む）</w:t>
+      </w:r>
+    </w:p>
+    <w:p>
+      <w:r>
+        <w:t>スポーツ</w:t>
+      </w:r>
+      <w:r>
+        <w:rPr>
+          <w:rFonts w:hint="eastAsia"/>
+        </w:rPr>
+        <w:t>全般</w:t>
+      </w:r>
+      <w:r>
+        <w:t>（野球、ラグビー、大相撲は特によく観ています）。</w:t>
       </w:r>
     </w:p>
     <w:p>
@@ -341,48 +611,6 @@
           <w:rFonts w:hint="eastAsia"/>
         </w:rPr>
       </w:pPr>
-      <w:r>
-        <w:t>４好きな</w:t>
-      </w:r>
-      <w:r>
-        <w:rPr>
-          <w:rFonts w:hint="eastAsia"/>
-        </w:rPr>
-        <w:t>映画</w:t>
-      </w:r>
-    </w:p>
-    <w:p>
-      <w:r>
-        <w:t>仁義なき戦い</w:t>
-      </w:r>
-    </w:p>
-    <w:p>
-      <w:pPr>
-        <w:rPr>
-          <w:rFonts w:hint="eastAsia"/>
-        </w:rPr>
-      </w:pPr>
-    </w:p>
-    <w:p>
-      <w:r>
-        <w:rPr>
-          <w:rFonts w:hint="eastAsia"/>
-        </w:rPr>
-        <w:t>・笹沼</w:t>
-      </w:r>
-    </w:p>
-    <w:p>
-      <w:pPr>
-        <w:rPr>
-          <w:rFonts w:hint="eastAsia"/>
-        </w:rPr>
-      </w:pPr>
-      <w:r>
-        <w:rPr>
-          <w:rFonts w:hint="eastAsia"/>
-        </w:rPr>
-        <w:t>・濱松</w:t>
-      </w:r>
     </w:p>
     <w:sectPr>
       <w:pgSz w:w="11906" w:h="16838"/>
